--- a/cjr-discovery/CJR_Plano_de_Discovery.docx
+++ b/cjr-discovery/CJR_Plano_de_Discovery.docx
@@ -169,7 +169,7 @@
           <w:i w:val="0"/>
           <w:sz w:val="21"/>
         </w:rPr>
-        <w:t>Em duas semanas, compreender os processos de procurement da CJR e identificar, com base no que a equipa nos mostrar e em conjunto com ela, por onde faz mais sentido começar, alinhar o que significa sucesso e fechar o âmbito do piloto, para que a implementação comece sobre uma base sólida e partilhada por ambas as equipas.</w:t>
+        <w:t>Em duas semanas, compreender os processos de procurement da CJR e, em parceria, identificar por onde faz mais sentido começar, alinhar o que significa sucesso e fechar o âmbito do piloto, para que a implementação comece sobre uma base sólida e partilhada por ambas as equipas.</w:t>
       </w:r>
     </w:p>
     <w:p>
@@ -226,7 +226,7 @@
           <w:i w:val="0"/>
           <w:sz w:val="21"/>
         </w:rPr>
-        <w:t>Amostra de tickets de Procurement recentes, de ponta a ponta, para utilizar como material de trabalho nas sessões. Deve cobrir compras de Projeto e de Armazém, incluindo pelo menos um ticket sem requisição SAP prévia e pelo menos um caso de criação de um novo código de material.</w:t>
+        <w:t>Amostra de tickets de Procurement recentes para utilizar como material de trabalho nas sessões. Deve cobrir compras de Projeto e de Armazém, incluindo pelo menos um ticket sem requisição SAP prévia e pelo menos um caso de criação de um novo código de material.</w:t>
       </w:r>
     </w:p>
     <w:p>
@@ -239,7 +239,7 @@
           <w:i w:val="0"/>
           <w:sz w:val="21"/>
         </w:rPr>
-        <w:t>Dias presenciais confirmados em Leça da Palmeira.</w:t>
+        <w:t>Confirmar dias presenciais em Leça da Palmeira (conforme explicado na secção das semanas).</w:t>
       </w:r>
     </w:p>
     <w:p>
@@ -252,7 +252,7 @@
           <w:i w:val="0"/>
           <w:sz w:val="21"/>
         </w:rPr>
-        <w:t>Pedidos de acesso aos ambientes de sandbox (SAP/SharePoint) submetidos no dia 1 ou 2 da semana 1. Os circuitos de aprovação que envolvem Compliance e IT demoram semanas; se os pedidos só forem feitos depois de o plano de acessos estar definido na semana 2, o arranque da implementação fica em risco.</w:t>
+        <w:t>Pedidos de acesso aos ambientes de sandbox (SAP/SharePoint) submetidos durante a semana.</w:t>
       </w:r>
     </w:p>
     <w:p>
@@ -270,7 +270,7 @@
           <w:color w:val="002E33"/>
           <w:sz w:val="30"/>
         </w:rPr>
-        <w:t>Pessoas que assumimos necessárias*</w:t>
+        <w:t>Intervenientes &amp; Responsáveis*</w:t>
       </w:r>
     </w:p>
     <w:p>
@@ -280,7 +280,7 @@
           <w:i w:val="0"/>
           <w:sz w:val="21"/>
         </w:rPr>
-        <w:t>As pessoas listadas abaixo não são apenas participantes das sessões: são os stakeholders que assumimos como responsáveis por acompanhar o projeto e trabalhar com a xgeeks, durante as sessões do discovery e ao longo de todo o projeto. Serão elas a apoiar, acompanhar e sustentar o trabalho para além das duas semanas. A disponibilidade das equipas envolvidas (Procurement (P&amp;P), Comercial, Financeiro, Compliance, Qualidade, IT e Construção) deve ficar confirmada na fase de preparação.</w:t>
+        <w:t>Com base no plano das duas semanas e para atingir os resultados esperados, assumimos que as sessões e workflows precisam dos seguintes responsáveis/intervenientes do lado da CJR. A disponibilidade das equipas envolvidas (Procurement, Comercial, Financeiro, Compliance, Qualidade, IT) deve ficar confirmada na fase de preparação com a ajuda da CJR.</w:t>
       </w:r>
     </w:p>
     <w:tbl>
@@ -325,7 +325,7 @@
                 <w:color w:val="FFFFFF"/>
                 <w:sz w:val="19"/>
               </w:rPr>
-              <w:t>Stakeholders assumidos</w:t>
+              <w:t>Pessoas assumidas</w:t>
             </w:r>
           </w:p>
         </w:tc>
@@ -356,7 +356,7 @@
                 <w:i w:val="0"/>
                 <w:sz w:val="19"/>
               </w:rPr>
-              <w:t xml:space="preserve">Sponsor executivo do projeto, responsável de Procurement, responsável do workflow </w:t>
+              <w:t xml:space="preserve">Sponsors, responsável de Procurement, responsável do workflow </w:t>
             </w:r>
             <w:r>
               <w:rPr>
@@ -364,7 +364,7 @@
                 <w:color w:val="E05A2B"/>
                 <w:sz w:val="19"/>
               </w:rPr>
-              <w:t>[A completar: Alek / Gonçalo]</w:t>
+              <w:t>[A completar: Alek / Gonçalo com ajuda da CJR]</w:t>
             </w:r>
           </w:p>
         </w:tc>
@@ -380,7 +380,7 @@
                 <w:b/>
                 <w:sz w:val="19"/>
               </w:rPr>
-              <w:t>Fluxo de procurement de ponta a ponta</w:t>
+              <w:t>Fluxo de procurement</w:t>
             </w:r>
           </w:p>
         </w:tc>
@@ -403,7 +403,7 @@
                 <w:color w:val="E05A2B"/>
                 <w:sz w:val="19"/>
               </w:rPr>
-              <w:t>[A completar: Alek / Gonçalo]</w:t>
+              <w:t>[A completar: Alek / Gonçalo com ajuda da CJR]</w:t>
             </w:r>
           </w:p>
         </w:tc>
@@ -442,7 +442,7 @@
                 <w:color w:val="E05A2B"/>
                 <w:sz w:val="19"/>
               </w:rPr>
-              <w:t>[A completar: Alek / Gonçalo]</w:t>
+              <w:t>[A completar: Alek / Gonçalo com ajuda da CJR]</w:t>
             </w:r>
           </w:p>
         </w:tc>
@@ -481,7 +481,7 @@
                 <w:color w:val="E05A2B"/>
                 <w:sz w:val="19"/>
               </w:rPr>
-              <w:t>[A completar: Alek / Gonçalo]</w:t>
+              <w:t>[A completar: Alek / Gonçalo com ajuda da CJR]</w:t>
             </w:r>
           </w:p>
         </w:tc>
@@ -520,7 +520,7 @@
                 <w:color w:val="E05A2B"/>
                 <w:sz w:val="19"/>
               </w:rPr>
-              <w:t>[A completar: Alek / Gonçalo]</w:t>
+              <w:t>[A completar: Alek / Gonçalo com ajuda da CJR]</w:t>
             </w:r>
           </w:p>
         </w:tc>
@@ -559,7 +559,7 @@
                 <w:color w:val="E05A2B"/>
                 <w:sz w:val="19"/>
               </w:rPr>
-              <w:t>[A completar: Alek / Gonçalo]</w:t>
+              <w:t>[A completar: Alek / Gonçalo com ajuda da CJR]</w:t>
             </w:r>
           </w:p>
         </w:tc>
@@ -598,7 +598,7 @@
                 <w:color w:val="E05A2B"/>
                 <w:sz w:val="19"/>
               </w:rPr>
-              <w:t>[A completar: Alek / Gonçalo]</w:t>
+              <w:t>[A completar: Alek / Gonçalo com ajuda da CJR]</w:t>
             </w:r>
           </w:p>
         </w:tc>
@@ -614,7 +614,7 @@
           <w:color w:val="4C6562"/>
           <w:sz w:val="18"/>
         </w:rPr>
-        <w:t>* Esta lista é um pressuposto da nossa parte, com base no plano. Pedimos o input da CJR para confirmar quem vai acompanhar o projeto connosco e estar presente em cada sessão.</w:t>
+        <w:t>* Esta lista é uma assunção da nossa parte, com base no plano. Pedimos o input da CJR para confirmar quem deve estar presente em cada sessão.</w:t>
       </w:r>
     </w:p>
     <w:p>
@@ -642,7 +642,7 @@
           <w:i w:val="0"/>
           <w:sz w:val="21"/>
         </w:rPr>
-        <w:t>Cada semana tem o mesmo formato: 2 dias presenciais (workshops) e 3 dias de consolidação, fechada com uma review session com os principais stakeholders. Este formato dá flexibilidade: na semana 1 vamos identificar pessoas e temas que precisam de sessões próprias e que não é possível marcar logo nessa semana; as sessões presenciais da semana 2 são marcadas com base no que for identificado na semana 1.</w:t>
+        <w:t>Cada semana tem o mesmo formato: 2 dias presenciais (workshops) e 3 dias de consolidação. Fechamos com uma review session com os principais stakeholders. Este formato dá flexibilidade: na semana 1 vamos identificar pessoas e temas que precisam de sessões próprias e que não é possível marcar logo nessa semana; as sessões presenciais da semana 2 são marcadas com base no que for identificado na semana 1.</w:t>
       </w:r>
     </w:p>
     <w:p>
@@ -673,7 +673,7 @@
           <w:i w:val="0"/>
           <w:sz w:val="21"/>
         </w:rPr>
-        <w:t>Kickoff com os principais stakeholders, incluindo o sponsor executivo do projeto: objetivos do piloto, modelo de trabalho conjunto, cadência semanal e definição dos KPIs de impacto, ligados à baseline, que no fim do piloto permitem demonstrar o impacto real do trabalho. O kickoff abre com a ambição que a CJR já definiu para si: tornar-se uma operação AI-native. Este piloto é o primeiro passo concreto desse caminho, aplicado à realidade EPC da CJR, em que os materiais e os componentes correm contra o calendário de obra.</w:t>
+        <w:t>Kickoff com os sponsors: objetivos do piloto, modelo de trabalho conjunto, cadência semanal e definição dos KPIs, ligados à baseline, que no fim do piloto permitem demonstrar o impacto real do trabalho. O kickoff abre com a ambição de tornar a CJR mais próxima de ser AI-native. Este piloto é o primeiro passo concreto desse caminho.</w:t>
       </w:r>
     </w:p>
     <w:p>
@@ -688,7 +688,7 @@
           <w:color w:val="002E33"/>
           <w:sz w:val="24"/>
         </w:rPr>
-        <w:t>Agenda dos dias presenciais (alto nível)</w:t>
+        <w:t>Agenda dos dias presenciais</w:t>
       </w:r>
     </w:p>
     <w:p>
@@ -800,7 +800,7 @@
           <w:i w:val="0"/>
           <w:sz w:val="21"/>
         </w:rPr>
-        <w:t>Sessões de trabalho para percorrer o fluxo de procurement de ponta a ponta, tal como funciona hoje: ticket no SharePoint, preparação da consulta (template ES/PT), envio aos fornecedores, registo de respostas e revisões nas pastas do SharePoint, mapa comparativo em Excel (técnico, comercial e financeiro), validação técnica (com eventual delegação), decisão comercial, requisição e ordem de compra em SAP, e fecho com o fornecedor.</w:t>
+        <w:t>Sessões de trabalho para percorrer o fluxo de procurement de ponta a ponta, tal como funciona hoje: ticket no SharePoint → preparação da consulta → envio aos fornecedores, registo de respostas e revisões nas pastas do SharePoint → mapa comparativo em Excel (técnico, comercial e financeiro) → validação técnica (com eventual delegação) → decisão comercial → requisição e ordem de compra em SAP → e fecho com o fornecedor.</w:t>
       </w:r>
     </w:p>
     <w:p>
@@ -813,7 +813,7 @@
           <w:i w:val="0"/>
           <w:sz w:val="21"/>
         </w:rPr>
-        <w:t>Sessão dedicada à gestão de fornecedores: pré-qualificação acima de 50 mil EUR, questionário (Forms) para fornecedores não qualificados e circulação da informação pela Qualidade, Compliance e Financeiro.</w:t>
+        <w:t>Sessão dedicada à gestão de fornecedores: pré-qualificação acima de 50.000 EUR, questionário (Forms) para fornecedores não qualificados e circulação da informação pela Qualidade, Compliance e Financeiro.</w:t>
       </w:r>
     </w:p>
     <w:p>
@@ -826,7 +826,7 @@
           <w:i w:val="0"/>
           <w:sz w:val="21"/>
         </w:rPr>
-        <w:t>Acompanhamento em tempo real de 2 a 3 tickets reais (um de Projeto, um de Armazém) para captar volumes, intervenções manuais e os pontos onde se perde tempo.</w:t>
+        <w:t>Acompanhamento de 2 a 3 tickets reais (um de Projeto, um de Armazém) para captar volumes, intervenções manuais e os pontos onde se perde tempo.</w:t>
       </w:r>
     </w:p>
     <w:p>
@@ -932,7 +932,7 @@
           <w:i w:val="0"/>
           <w:sz w:val="21"/>
         </w:rPr>
-        <w:t xml:space="preserve">Documentar o fluxo atual (as-is), incluindo as variantes, as principais exceções e as principais pessoas envolvidas: o papel de cada uma, o fluxo por persona, as ferramentas em que tocam e os pontos de ineficiência. Quantificar a baseline: tempo médio por ticket, intervenções manuais por ticket, número de revisões do mapa comparativo, tempo entre consulta e fecho, percentagem de tickets com criação de material novo e retrabalho causado por informação em falta no ticket inicial. Pessoas envolvidas: </w:t>
+        <w:t xml:space="preserve">Documentar o fluxo atual (as-is), incluindo as variantes, as principais exceções e as principais pessoas envolvidas: o papel de cada uma, o fluxo por persona, as ferramentas em que tocam e os pontos de ineficiência. Quantificar a baseline: tempo médio por ticket, número de revisões do mapa comparativo, tempo entre consulta e fecho, percentagem de tickets com criação de material novo e retrabalho causado por informação em falta no ticket inicial. Pessoas envolvidas: </w:t>
       </w:r>
       <w:r>
         <w:rPr>
@@ -961,7 +961,7 @@
           <w:i w:val="0"/>
           <w:sz w:val="21"/>
         </w:rPr>
-        <w:t>Consolidar a lista de pontos de dor: bases de fornecedores fragmentadas entre SAP, SharePoint e Salesforce, mapa comparativo manual e dependência do email para a negociação.</w:t>
+        <w:t>Consolidar a lista de pain points: bases de fornecedores fragmentadas entre SAP, SharePoint e Salesforce, mapa comparativo manual e dependência do email para a negociação.</w:t>
       </w:r>
     </w:p>
     <w:p>
@@ -1096,7 +1096,7 @@
           <w:i w:val="0"/>
           <w:sz w:val="21"/>
         </w:rPr>
-        <w:t>Âmbito do piloto fechado, com critérios e métricas de sucesso (FTE) e milestones de entrega.</w:t>
+        <w:t>Âmbito do piloto fechado, com critérios e métricas de sucesso e milestones.</w:t>
       </w:r>
     </w:p>
     <w:p>
@@ -1122,7 +1122,7 @@
           <w:i w:val="0"/>
           <w:sz w:val="21"/>
         </w:rPr>
-        <w:t>Lista de pontos de dor para orientar o desenho da solução.</w:t>
+        <w:t>Lista de pain points para orientar o desenho da solução.</w:t>
       </w:r>
     </w:p>
     <w:p>

--- a/cjr-discovery/CJR_Plano_de_Discovery.docx
+++ b/cjr-discovery/CJR_Plano_de_Discovery.docx
@@ -313,6 +313,7 @@
       <w:r>
         <w:rPr>
           <w:noProof w:val="0"/>
+          <w:highlight w:val="yellow"/>
           <w:lang w:val="pt-PT"/>
         </w:rPr>
         <w:t>Estas duas semanas de Discovery marcam o arranque do projeto de transformação AI-native da CJR. O objetivo é compreender os processos de aquisição (procurement) tal como funcionam hoje e, em parceria, identificar por onde começar a transformação e capacitação com Inteligência Artificial. Fechamos esta fase com o que é preciso para avançar: uma definição partilhada de sucesso e o âmbito do piloto, para que a implementação comece sobre uma base sólida para ambas as equipas.</w:t>
@@ -553,7 +554,21 @@
           <w:noProof w:val="0"/>
           <w:lang w:val="pt-PT"/>
         </w:rPr>
-        <w:t>Responsável do workflow de Procurement nomeado do lado da CJR, com ownership desde o primeiro dia.</w:t>
+      </w:r>
+      <w:r>
+        <w:rPr>
+          <w:noProof w:val="0"/>
+          <w:highlight w:val="yellow"/>
+          <w:lang w:val="pt-PT"/>
+        </w:rPr>
+        <w:t>Responsável do departamento</w:t>
+      </w:r>
+      <w:r>
+        <w:rPr>
+          <w:noProof w:val="0"/>
+          <w:lang w:val="pt-PT"/>
+        </w:rPr>
+        <w:t xml:space="preserve"> de Procurement nomeado do lado da CJR, com ownership desde o primeiro dia.</w:t>
       </w:r>
     </w:p>
     <w:p>
@@ -650,15 +665,16 @@
           <w:noProof w:val="0"/>
           <w:lang w:val="pt-PT"/>
         </w:rPr>
-        <w:t>Do nosso lado, a</w:t>
+        <w:t xml:space="preserve">Do nosso lado, as sessões das duas semanas de Discovery contarão com uma equipa de 5 pessoas, cobrindo as áreas de engenharia, produto e negócio, nas posições certas para conduzir o projeto na sua fase inicial. Com base no plano das duas semanas e para atingir os resultados esperados, assumimos que as sessões e </w:t>
       </w:r>
       <w:r>
         <w:rPr>
           <w:rFonts w:eastAsia="Calibri" w:cs="Calibri"/>
           <w:noProof w:val="0"/>
-          <w:lang w:val="pt-PT"/>
-        </w:rPr>
-        <w:t xml:space="preserve">s sessões das duas semanas de </w:t>
+          <w:highlight w:val="yellow"/>
+          <w:lang w:val="pt-PT"/>
+        </w:rPr>
+        <w:t>fluxos de trabalho</w:t>
       </w:r>
       <w:r>
         <w:rPr>
@@ -666,7 +682,7 @@
           <w:noProof w:val="0"/>
           <w:lang w:val="pt-PT"/>
         </w:rPr>
-        <w:t>Discovery</w:t>
+        <w:t xml:space="preserve"> precisam dos seguintes responsáveis/intervenientes do lado da CJR. A disponibilidade das equipas envolvidas (Procurement, Comercial, Financeiro, Compliance, Qualidade, IT) deve ficar confirmada na fase de preparação com a ajuda da CJR.</w:t>
       </w:r>
       <w:r>
         <w:rPr>
@@ -674,7 +690,20 @@
           <w:noProof w:val="0"/>
           <w:lang w:val="pt-PT"/>
         </w:rPr>
-        <w:t xml:space="preserve"> contarão com uma equipa de 5 pessoas, </w:t>
+      </w:r>
+      <w:r>
+        <w:rPr>
+          <w:rFonts w:eastAsia="Calibri" w:cs="Calibri"/>
+          <w:noProof w:val="0"/>
+          <w:lang w:val="pt-PT"/>
+        </w:rPr>
+      </w:r>
+      <w:r>
+        <w:rPr>
+          <w:rFonts w:eastAsia="Calibri" w:cs="Calibri"/>
+          <w:noProof w:val="0"/>
+          <w:lang w:val="pt-PT"/>
+        </w:rPr>
       </w:r>
       <w:r>
         <w:rPr>
@@ -684,7 +713,6 @@
           <w:szCs w:val="21"/>
           <w:lang w:val="pt-PT"/>
         </w:rPr>
-        <w:t>cobrindo as áreas de engenharia, produto e negócio, nas posições certas para conduzir o projeto na sua fase inicial</w:t>
       </w:r>
       <w:r>
         <w:rPr>
@@ -692,7 +720,6 @@
           <w:noProof w:val="0"/>
           <w:lang w:val="pt-PT"/>
         </w:rPr>
-        <w:t>.</w:t>
       </w:r>
       <w:r>
         <w:rPr>
@@ -700,70 +727,60 @@
           <w:noProof w:val="0"/>
           <w:lang w:val="pt-PT"/>
         </w:rPr>
-        <w:t xml:space="preserve"> </w:t>
       </w:r>
       <w:commentRangeEnd w:id="1247638600"/>
       <w:r>
         <w:rPr>
           <w:rStyle w:val="CommentReference"/>
         </w:rPr>
-        <w:commentReference w:id="1247638600"/>
       </w:r>
       <w:commentRangeEnd w:id="780470780"/>
       <w:r>
         <w:rPr>
           <w:rStyle w:val="CommentReference"/>
         </w:rPr>
-        <w:commentReference w:id="780470780"/>
-      </w:r>
-      <w:r>
-        <w:rPr>
-          <w:noProof w:val="0"/>
-          <w:lang w:val="pt-PT"/>
-        </w:rPr>
-        <w:t xml:space="preserve">Com base no plano das duas semanas e para atingir os resultados esperados, assumimos que as sessões e </w:t>
-      </w:r>
-      <w:r>
-        <w:rPr>
-          <w:noProof w:val="0"/>
-          <w:lang w:val="pt-PT"/>
-        </w:rPr>
-        <w:t>workflows</w:t>
-      </w:r>
-      <w:r>
-        <w:rPr>
-          <w:noProof w:val="0"/>
-          <w:lang w:val="pt-PT"/>
-        </w:rPr>
-        <w:t xml:space="preserve"> precisam dos seguintes responsáveis/intervenientes do lado da CJR. A disponibilidade das equipas envolvidas (</w:t>
-      </w:r>
-      <w:r>
-        <w:rPr>
-          <w:noProof w:val="0"/>
-          <w:lang w:val="pt-PT"/>
-        </w:rPr>
-        <w:t>Procurement</w:t>
-      </w:r>
-      <w:r>
-        <w:rPr>
-          <w:noProof w:val="0"/>
-          <w:lang w:val="pt-PT"/>
-        </w:rPr>
-        <w:t xml:space="preserve">, Comercial, Financeiro, </w:t>
-      </w:r>
-      <w:r>
-        <w:rPr>
-          <w:noProof w:val="0"/>
-          <w:lang w:val="pt-PT"/>
-        </w:rPr>
-        <w:t>Compliance</w:t>
-      </w:r>
-      <w:r>
-        <w:rPr>
-          <w:noProof w:val="0"/>
-          <w:lang w:val="pt-PT"/>
-        </w:rPr>
-        <w:t>, Qualidade, IT) deve ficar confirmada na fase de preparação com a ajuda da CJR.</w:t>
+      </w:r>
+      <w:r>
+        <w:rPr>
+          <w:noProof w:val="0"/>
+          <w:lang w:val="pt-PT"/>
+        </w:rPr>
+      </w:r>
+      <w:r>
+        <w:rPr>
+          <w:noProof w:val="0"/>
+          <w:lang w:val="pt-PT"/>
+        </w:rPr>
+      </w:r>
+      <w:r>
+        <w:rPr>
+          <w:noProof w:val="0"/>
+          <w:lang w:val="pt-PT"/>
+        </w:rPr>
+      </w:r>
+      <w:r>
+        <w:rPr>
+          <w:noProof w:val="0"/>
+          <w:lang w:val="pt-PT"/>
+        </w:rPr>
+      </w:r>
+      <w:r>
+        <w:rPr>
+          <w:noProof w:val="0"/>
+          <w:lang w:val="pt-PT"/>
+        </w:rPr>
+      </w:r>
+      <w:r>
+        <w:rPr>
+          <w:noProof w:val="0"/>
+          <w:lang w:val="pt-PT"/>
+        </w:rPr>
+      </w:r>
+      <w:r>
+        <w:rPr>
+          <w:noProof w:val="0"/>
+          <w:lang w:val="pt-PT"/>
+        </w:rPr>
       </w:r>
     </w:p>
     <w:tbl>
@@ -869,7 +886,29 @@
                 <w:szCs w:val="19"/>
                 <w:lang w:val="pt-PT"/>
               </w:rPr>
-              <w:t>Kickoff e sessão com stakeholders</w:t>
+            </w:r>
+            <w:r>
+              <w:rPr>
+                <w:b w:val="1"/>
+                <w:bCs w:val="1"/>
+                <w:noProof w:val="0"/>
+                <w:sz w:val="19"/>
+                <w:szCs w:val="19"/>
+                <w:highlight w:val="yellow"/>
+                <w:lang w:val="pt-PT"/>
+              </w:rPr>
+              <w:t>Sessão de arranque</w:t>
+            </w:r>
+            <w:r>
+              <w:rPr>
+                <w:b w:val="1"/>
+                <w:bCs w:val="1"/>
+                <w:noProof w:val="0"/>
+                <w:sz w:val="19"/>
+                <w:szCs w:val="19"/>
+                <w:lang w:val="pt-PT"/>
+              </w:rPr>
+              <w:t xml:space="preserve"> e sessão com stakeholders</w:t>
             </w:r>
             <w:r>
               <w:rPr>
@@ -933,7 +972,25 @@
                 <w:szCs w:val="19"/>
                 <w:lang w:val="pt-PT"/>
               </w:rPr>
-              <w:t>, responsável de Procurement, responsável do workflow</w:t>
+              <w:t xml:space="preserve">, responsável de Procurement, </w:t>
+            </w:r>
+            <w:r>
+              <w:rPr>
+                <w:noProof w:val="0"/>
+                <w:sz w:val="19"/>
+                <w:szCs w:val="19"/>
+                <w:highlight w:val="yellow"/>
+                <w:lang w:val="pt-PT"/>
+              </w:rPr>
+              <w:t>responsável do departamento</w:t>
+            </w:r>
+            <w:r>
+              <w:rPr>
+                <w:noProof w:val="0"/>
+                <w:sz w:val="19"/>
+                <w:szCs w:val="19"/>
+                <w:lang w:val="pt-PT"/>
+              </w:rPr>
             </w:r>
           </w:p>
         </w:tc>
@@ -1387,7 +1444,29 @@
                 <w:szCs w:val="19"/>
                 <w:lang w:val="pt-PT"/>
               </w:rPr>
-              <w:t>Sessões de revisão e sessão final</w:t>
+            </w:r>
+            <w:r>
+              <w:rPr>
+                <w:b w:val="1"/>
+                <w:bCs w:val="1"/>
+                <w:noProof w:val="0"/>
+                <w:sz w:val="19"/>
+                <w:szCs w:val="19"/>
+                <w:highlight w:val="yellow"/>
+                <w:lang w:val="pt-PT"/>
+              </w:rPr>
+              <w:t>Sessões de revisão</w:t>
+            </w:r>
+            <w:r>
+              <w:rPr>
+                <w:b w:val="1"/>
+                <w:bCs w:val="1"/>
+                <w:noProof w:val="0"/>
+                <w:sz w:val="19"/>
+                <w:szCs w:val="19"/>
+                <w:lang w:val="pt-PT"/>
+              </w:rPr>
+              <w:t xml:space="preserve"> e sessão final</w:t>
             </w:r>
             <w:r>
               <w:rPr>
@@ -1532,7 +1611,20 @@
           <w:noProof w:val="0"/>
           <w:lang w:val="pt-PT"/>
         </w:rPr>
+      </w:r>
+      <w:r>
+        <w:rPr>
+          <w:noProof w:val="0"/>
+          <w:highlight w:val="yellow"/>
+          <w:lang w:val="pt-PT"/>
+        </w:rPr>
         <w:t>sessão de revisão</w:t>
+      </w:r>
+      <w:r>
+        <w:rPr>
+          <w:noProof w:val="0"/>
+          <w:lang w:val="pt-PT"/>
+        </w:rPr>
       </w:r>
       <w:r>
         <w:rPr>
@@ -1613,7 +1705,7 @@
           <w:szCs w:val="30"/>
           <w:lang w:val="pt-PT"/>
         </w:rPr>
-        <w:t>Semana 1</w:t>
+        <w:t>Semana 1 (14-18 Setembro): 2 dias presenciais (workshops) + 3 dias de consolidaçãoo</w:t>
       </w:r>
       <w:r>
         <w:rPr>
@@ -1625,21 +1717,18 @@
           <w:szCs w:val="30"/>
           <w:lang w:val="pt-PT"/>
         </w:rPr>
-        <w:t xml:space="preserve"> </w:t>
       </w:r>
       <w:commentRangeEnd w:id="1590503028"/>
       <w:r>
         <w:rPr>
           <w:rStyle w:val="CommentReference"/>
         </w:rPr>
-        <w:commentReference w:id="1590503028"/>
       </w:r>
       <w:commentRangeEnd w:id="1520613799"/>
       <w:r>
         <w:rPr>
           <w:rStyle w:val="CommentReference"/>
         </w:rPr>
-        <w:commentReference w:id="1520613799"/>
       </w:r>
       <w:r>
         <w:rPr>
@@ -1649,7 +1738,6 @@
           <w:szCs w:val="30"/>
           <w:lang w:val="pt-PT"/>
         </w:rPr>
-        <w:t>(</w:t>
       </w:r>
       <w:r>
         <w:rPr>
@@ -1659,7 +1747,6 @@
           <w:szCs w:val="30"/>
           <w:lang w:val="pt-PT"/>
         </w:rPr>
-        <w:t>14</w:t>
       </w:r>
       <w:r>
         <w:rPr>
@@ -1669,7 +1756,6 @@
           <w:szCs w:val="30"/>
           <w:lang w:val="pt-PT"/>
         </w:rPr>
-        <w:t>-</w:t>
       </w:r>
       <w:r>
         <w:rPr>
@@ -1679,7 +1765,6 @@
           <w:szCs w:val="30"/>
           <w:lang w:val="pt-PT"/>
         </w:rPr>
-        <w:t>18</w:t>
       </w:r>
       <w:r>
         <w:rPr>
@@ -1689,7 +1774,6 @@
           <w:szCs w:val="30"/>
           <w:lang w:val="pt-PT"/>
         </w:rPr>
-        <w:t xml:space="preserve"> Setembro)</w:t>
       </w:r>
       <w:r>
         <w:rPr>
@@ -1701,7 +1785,6 @@
           <w:szCs w:val="30"/>
           <w:lang w:val="pt-PT"/>
         </w:rPr>
-        <w:t>: 2 dias presenciais (workshops) + 3 dias de consolidaçã</w:t>
       </w:r>
     </w:p>
     <w:p>
@@ -1717,7 +1800,59 @@
           <w:noProof w:val="0"/>
           <w:lang w:val="pt-PT"/>
         </w:rPr>
-        <w:t>Kickoff com os sponsors: objetivos do piloto, modelo de trabalho conjunto, cadência semanal e definição dos KPIs, ligados à baseline, que no fim do piloto permitem demonstrar o impacto real do trabalho. O kickoff abre com a ambição de tornar a CJR mais próxima de ser AI-native. Este piloto é o primeiro passo concreto desse caminho.</w:t>
+        <w:t>Sessão de arranque com os sponsors: objetivos do piloto, modelo de trabalho conjunto, cadência semanal e definição dos KPIs, ligados ao ponto de partida (baseline), que no fim do piloto permitem demonstrar o impacto real do trabalho. A sessão de arranque abre com a ambição de tornar a CJR mais próxima de ser AI-native. Este piloto é o primeiro passo concreto desse caminho.</w:t>
+      </w:r>
+      <w:r>
+        <w:rPr>
+          <w:noProof w:val="0"/>
+          <w:highlight w:val="yellow"/>
+          <w:lang w:val="pt-PT"/>
+        </w:rPr>
+      </w:r>
+      <w:r>
+        <w:rPr>
+          <w:noProof w:val="0"/>
+          <w:lang w:val="pt-PT"/>
+        </w:rPr>
+      </w:r>
+      <w:r>
+        <w:rPr>
+          <w:noProof w:val="0"/>
+          <w:highlight w:val="yellow"/>
+          <w:lang w:val="pt-PT"/>
+        </w:rPr>
+      </w:r>
+      <w:r>
+        <w:rPr>
+          <w:noProof w:val="0"/>
+          <w:lang w:val="pt-PT"/>
+        </w:rPr>
+      </w:r>
+      <w:r>
+        <w:rPr>
+          <w:noProof w:val="0"/>
+          <w:highlight w:val="yellow"/>
+          <w:lang w:val="pt-PT"/>
+        </w:rPr>
+      </w:r>
+      <w:r>
+        <w:rPr>
+          <w:noProof w:val="0"/>
+          <w:lang w:val="pt-PT"/>
+        </w:rPr>
+      </w:r>
+      <w:r>
+        <w:rPr>
+          <w:noProof w:val="0"/>
+          <w:highlight w:val="yellow"/>
+          <w:lang w:val="pt-PT"/>
+        </w:rPr>
+      </w:r>
+      <w:r>
+        <w:rPr>
+          <w:noProof w:val="0"/>
+          <w:lang w:val="pt-PT"/>
+        </w:rPr>
       </w:r>
     </w:p>
     <w:p>
@@ -1832,7 +1967,20 @@
           <w:noProof w:val="0"/>
           <w:lang w:val="pt-PT"/>
         </w:rPr>
+      </w:r>
+      <w:r>
+        <w:rPr>
+          <w:noProof w:val="0"/>
+          <w:highlight w:val="yellow"/>
+          <w:lang w:val="pt-PT"/>
+        </w:rPr>
         <w:t>boas-vindas</w:t>
+      </w:r>
+      <w:r>
+        <w:rPr>
+          <w:noProof w:val="0"/>
+          <w:lang w:val="pt-PT"/>
+        </w:rPr>
       </w:r>
       <w:r>
         <w:rPr>
@@ -2002,7 +2150,28 @@
           <w:color w:val="002E33"/>
           <w:lang w:val="pt-PT"/>
         </w:rPr>
-        <w:t>Tarde: sessão com Comercial, Financeiro e Legal; fecho do dia.</w:t>
+        <w:t xml:space="preserve">Tarde: sessão com Comercial, Financeiro e Legal; </w:t>
+      </w:r>
+      <w:r>
+        <w:rPr>
+          <w:b w:val="1"/>
+          <w:bCs w:val="1"/>
+          <w:noProof w:val="0"/>
+          <w:color w:val="002E33"/>
+          <w:highlight w:val="yellow"/>
+          <w:lang w:val="pt-PT"/>
+        </w:rPr>
+        <w:t>fecho do dia</w:t>
+      </w:r>
+      <w:r>
+        <w:rPr>
+          <w:b w:val="1"/>
+          <w:bCs w:val="1"/>
+          <w:noProof w:val="0"/>
+          <w:color w:val="002E33"/>
+          <w:lang w:val="pt-PT"/>
+        </w:rPr>
+        <w:t>.</w:t>
       </w:r>
       <w:r>
         <w:rPr>
@@ -2282,7 +2451,37 @@
           <w:noProof w:val="0"/>
           <w:lang w:val="pt-PT"/>
         </w:rPr>
-        <w:t>Definição e proposta do modelo de trabalho, que pode incluir uma reunião diária com os principais stakeholders, se necessário.</w:t>
+        <w:t xml:space="preserve">Definição e proposta do </w:t>
+      </w:r>
+      <w:r>
+        <w:rPr>
+          <w:noProof w:val="0"/>
+          <w:highlight w:val="yellow"/>
+          <w:lang w:val="pt-PT"/>
+        </w:rPr>
+        <w:t>modelo de trabalho</w:t>
+      </w:r>
+      <w:r>
+        <w:rPr>
+          <w:noProof w:val="0"/>
+          <w:lang w:val="pt-PT"/>
+        </w:rPr>
+        <w:t xml:space="preserve">, que pode incluir uma </w:t>
+      </w:r>
+      <w:r>
+        <w:rPr>
+          <w:noProof w:val="0"/>
+          <w:highlight w:val="yellow"/>
+          <w:lang w:val="pt-PT"/>
+        </w:rPr>
+        <w:t>reunião diária</w:t>
+      </w:r>
+      <w:r>
+        <w:rPr>
+          <w:noProof w:val="0"/>
+          <w:lang w:val="pt-PT"/>
+        </w:rPr>
+        <w:t xml:space="preserve"> com os principais stakeholders, se necessário.</w:t>
       </w:r>
     </w:p>
     <w:p>
@@ -2298,7 +2497,21 @@
           <w:noProof w:val="0"/>
           <w:lang w:val="pt-PT"/>
         </w:rPr>
-        <w:t>Sessão de revisão de fecho de semana com os principais stakeholders.</w:t>
+      </w:r>
+      <w:r>
+        <w:rPr>
+          <w:noProof w:val="0"/>
+          <w:highlight w:val="yellow"/>
+          <w:lang w:val="pt-PT"/>
+        </w:rPr>
+        <w:t>Sessão de revisão</w:t>
+      </w:r>
+      <w:r>
+        <w:rPr>
+          <w:noProof w:val="0"/>
+          <w:lang w:val="pt-PT"/>
+        </w:rPr>
+        <w:t xml:space="preserve"> de fecho de semana com os principais stakeholders.</w:t>
       </w:r>
     </w:p>
     <w:p>
@@ -2716,7 +2929,7 @@
           <w:szCs w:val="21"/>
           <w:lang w:val="pt-PT"/>
         </w:rPr>
-        <w:t>Entrevistas individuais com as pessoas envolvidas no fluxo: perceber como trabalham, o que gostam e não gostam no processo atual, quais os pontos de dor e o que podemos melhorar no seu dia a dia. O objetivo é falar com todas as pessoas relevantes identificadas na semana 1.</w:t>
+        <w:t xml:space="preserve">Entrevistas individuais com as pessoas envolvidas no fluxo: perceber como trabalham, o que gostam e não gostam no processo atual, quais os </w:t>
       </w:r>
       <w:r>
         <w:rPr>
@@ -2724,8 +2937,10 @@
           <w:noProof w:val="0"/>
           <w:sz w:val="21"/>
           <w:szCs w:val="21"/>
-          <w:lang w:val="pt-PT"/>
-        </w:rPr>
+          <w:highlight w:val="yellow"/>
+          <w:lang w:val="pt-PT"/>
+        </w:rPr>
+        <w:t>pontos de dor</w:t>
       </w:r>
       <w:r>
         <w:rPr>
@@ -2735,6 +2950,7 @@
           <w:szCs w:val="21"/>
           <w:lang w:val="pt-PT"/>
         </w:rPr>
+        <w:t xml:space="preserve"> e o que podemos melhorar no seu dia a dia. O objetivo é falar com todas as pessoas relevantes identificadas na semana 1.</w:t>
       </w:r>
       <w:r>
         <w:rPr>
@@ -2754,6 +2970,24 @@
           <w:lang w:val="pt-PT"/>
         </w:rPr>
       </w:r>
+      <w:r>
+        <w:rPr>
+          <w:rFonts w:ascii="Calibri" w:hAnsi="Calibri" w:eastAsia="Calibri" w:cs="Calibri"/>
+          <w:noProof w:val="0"/>
+          <w:sz w:val="21"/>
+          <w:szCs w:val="21"/>
+          <w:lang w:val="pt-PT"/>
+        </w:rPr>
+      </w:r>
+      <w:r>
+        <w:rPr>
+          <w:rFonts w:ascii="Calibri" w:hAnsi="Calibri" w:eastAsia="Calibri" w:cs="Calibri"/>
+          <w:noProof w:val="0"/>
+          <w:sz w:val="21"/>
+          <w:szCs w:val="21"/>
+          <w:lang w:val="pt-PT"/>
+        </w:rPr>
+      </w:r>
     </w:p>
     <w:p>
       <w:pPr>
@@ -2768,7 +3002,37 @@
           <w:noProof w:val="0"/>
           <w:lang w:val="pt-PT"/>
         </w:rPr>
-        <w:t>Documentar o fluxo atual, incluindo as variantes, as principais exceções e as principais pessoas envolvidas: o papel de cada uma, o fluxo por persona, as ferramentas em que tocam e os pontos de ineficiência. Quantificar a baseline: tempo médio por ticket, número de revisões do mapa comparativo, tempo entre consulta e fecho, percentagem de tickets com criação de material novo e retrabalho causado por informação em falta no ticket inicial.</w:t>
+        <w:t xml:space="preserve">Documentar o </w:t>
+      </w:r>
+      <w:r>
+        <w:rPr>
+          <w:noProof w:val="0"/>
+          <w:highlight w:val="yellow"/>
+          <w:lang w:val="pt-PT"/>
+        </w:rPr>
+        <w:t>fluxo atual</w:t>
+      </w:r>
+      <w:r>
+        <w:rPr>
+          <w:noProof w:val="0"/>
+          <w:lang w:val="pt-PT"/>
+        </w:rPr>
+        <w:t xml:space="preserve">, incluindo as variantes, as principais exceções e as principais pessoas envolvidas: o papel de cada uma, o fluxo por persona, as ferramentas em que tocam e os pontos de ineficiência. Quantificar o </w:t>
+      </w:r>
+      <w:r>
+        <w:rPr>
+          <w:noProof w:val="0"/>
+          <w:highlight w:val="yellow"/>
+          <w:lang w:val="pt-PT"/>
+        </w:rPr>
+        <w:t>ponto de partida</w:t>
+      </w:r>
+      <w:r>
+        <w:rPr>
+          <w:noProof w:val="0"/>
+          <w:lang w:val="pt-PT"/>
+        </w:rPr>
+        <w:t>: tempo médio por ticket, número de revisões do mapa comparativo, tempo entre consulta e fecho, percentagem de tickets com criação de material novo e retrabalho causado por informação em falta no ticket inicial.</w:t>
       </w:r>
     </w:p>
     <w:p>
@@ -2784,7 +3048,22 @@
           <w:noProof w:val="0"/>
           <w:lang w:val="pt-PT"/>
         </w:rPr>
-        <w:t>Consolidar a lista de pontos de dor: bases de fornecedores fragmentadas entre SAP, SharePoint e Salesforce, mapa comparativo manual e dependência do email para a negociação.</w:t>
+        <w:t xml:space="preserve">Consolidar a lista de </w:t>
+      </w:r>
+      <w:r>
+        <w:rPr>
+          <w:noProof w:val="0"/>
+          <w:highlight w:val="yellow"/>
+          <w:lang w:val="pt-PT"/>
+        </w:rPr>
+        <w:t>pontos de dor</w:t>
+      </w:r>
+      <w:r>
+        <w:rPr>
+          <w:noProof w:val="0"/>
+          <w:lang w:val="pt-PT"/>
+        </w:rPr>
+        <w:t>: bases de fornecedores fragmentadas entre SAP, SharePoint e Salesforce, mapa comparativo manual e dependência do email para a negociação.</w:t>
       </w:r>
     </w:p>
     <w:p>
@@ -2800,7 +3079,22 @@
           <w:noProof w:val="0"/>
           <w:lang w:val="pt-PT"/>
         </w:rPr>
-        <w:t>Definir o âmbito do piloto: que fluxos avançam primeiro, quais os critérios de sucesso face à baseline e o corte entre o que fica humano e o que passa a ser agêntico: a equipa da CJR mantém as decisões de negócio (validação técnica e decisão comercial) e o trabalho manual é removido.</w:t>
+        <w:t xml:space="preserve">Definir o âmbito do piloto: que fluxos avançam primeiro, quais os critérios de sucesso face ao </w:t>
+      </w:r>
+      <w:r>
+        <w:rPr>
+          <w:noProof w:val="0"/>
+          <w:highlight w:val="yellow"/>
+          <w:lang w:val="pt-PT"/>
+        </w:rPr>
+        <w:t>ponto de partida</w:t>
+      </w:r>
+      <w:r>
+        <w:rPr>
+          <w:noProof w:val="0"/>
+          <w:lang w:val="pt-PT"/>
+        </w:rPr>
+        <w:t xml:space="preserve"> e o corte entre o que fica humano e o que passa a ser agêntico: a equipa da CJR mantém as decisões de negócio (validação técnica e decisão comercial) e o trabalho manual é removido.</w:t>
       </w:r>
     </w:p>
     <w:p>
@@ -2864,7 +3158,21 @@
           <w:noProof w:val="0"/>
           <w:lang w:val="pt-PT"/>
         </w:rPr>
-        <w:t>Sessão de revisão de fecho de semana com os principais stakeholders.</w:t>
+      </w:r>
+      <w:r>
+        <w:rPr>
+          <w:noProof w:val="0"/>
+          <w:highlight w:val="yellow"/>
+          <w:lang w:val="pt-PT"/>
+        </w:rPr>
+        <w:t>Sessão de revisão</w:t>
+      </w:r>
+      <w:r>
+        <w:rPr>
+          <w:noProof w:val="0"/>
+          <w:lang w:val="pt-PT"/>
+        </w:rPr>
+        <w:t xml:space="preserve"> de fecho de semana com os principais stakeholders.</w:t>
       </w:r>
     </w:p>
     <w:p>
@@ -2880,7 +3188,22 @@
           <w:noProof w:val="0"/>
           <w:lang w:val="pt-PT"/>
         </w:rPr>
-        <w:t>Sessão final de apresentação à liderança: âmbito, baseline e plano de desenvolvimento e monitorização. Alinhamento e aprovação, para que a implementação arranque na semana seguinte.</w:t>
+        <w:t xml:space="preserve">Sessão final de apresentação à liderança: âmbito, </w:t>
+      </w:r>
+      <w:r>
+        <w:rPr>
+          <w:noProof w:val="0"/>
+          <w:highlight w:val="yellow"/>
+          <w:lang w:val="pt-PT"/>
+        </w:rPr>
+        <w:t>ponto de partida</w:t>
+      </w:r>
+      <w:r>
+        <w:rPr>
+          <w:noProof w:val="0"/>
+          <w:lang w:val="pt-PT"/>
+        </w:rPr>
+        <w:t xml:space="preserve"> e plano de desenvolvimento e monitorização. Alinhamento e aprovação, para que a implementação arranque na semana seguinte.</w:t>
       </w:r>
     </w:p>
     <w:p>
@@ -2927,178 +3250,6 @@
           <w:rStyle w:val="CommentReference"/>
         </w:rPr>
         <w:commentReference w:id="964669880"/>
-      </w:r>
-    </w:p>
-    <w:p>
-      <w:pPr>
-        <w:pStyle w:val="ListBullet"/>
-        <w:rPr>
-          <w:noProof w:val="0"/>
-          <w:lang w:val="pt-PT"/>
-        </w:rPr>
-      </w:pPr>
-      <w:r>
-        <w:rPr>
-          <w:noProof w:val="0"/>
-          <w:lang w:val="pt-PT"/>
-        </w:rPr>
-        <w:t>Fluxo de procurement atual documentado e validado, incluindo as variantes e as principais exceções.</w:t>
-      </w:r>
-    </w:p>
-    <w:p>
-      <w:pPr>
-        <w:pStyle w:val="ListBullet"/>
-        <w:rPr>
-          <w:noProof w:val="0"/>
-          <w:lang w:val="pt-PT"/>
-        </w:rPr>
-      </w:pPr>
-      <w:r>
-        <w:rPr>
-          <w:noProof w:val="0"/>
-          <w:lang w:val="pt-PT"/>
-        </w:rPr>
-        <w:t>Baseline quantificada que define o sucesso do piloto.</w:t>
-      </w:r>
-    </w:p>
-    <w:p>
-      <w:pPr>
-        <w:pStyle w:val="ListBullet"/>
-        <w:rPr>
-          <w:noProof w:val="0"/>
-          <w:lang w:val="pt-PT"/>
-        </w:rPr>
-      </w:pPr>
-      <w:r>
-        <w:rPr>
-          <w:noProof w:val="0"/>
-          <w:lang w:val="pt-PT"/>
-        </w:rPr>
-        <w:t>Âmbito do piloto fechado, com critérios e métricas de sucesso e milestones.</w:t>
-      </w:r>
-    </w:p>
-    <w:p>
-      <w:pPr>
-        <w:pStyle w:val="ListBullet"/>
-        <w:rPr>
-          <w:noProof w:val="0"/>
-          <w:lang w:val="pt-PT"/>
-        </w:rPr>
-      </w:pPr>
-      <w:r>
-        <w:rPr>
-          <w:noProof w:val="0"/>
-          <w:lang w:val="pt-PT"/>
-        </w:rPr>
-        <w:t>Mapa de sistemas (SAP, SharePoint, Salesforce, Forms) e plano de acessos, incluindo ambientes de sandbox/teste.</w:t>
-      </w:r>
-    </w:p>
-    <w:p>
-      <w:pPr>
-        <w:pStyle w:val="ListBullet"/>
-        <w:rPr>
-          <w:noProof w:val="0"/>
-          <w:lang w:val="pt-PT"/>
-        </w:rPr>
-      </w:pPr>
-      <w:r>
-        <w:rPr>
-          <w:noProof w:val="0"/>
-          <w:lang w:val="pt-PT"/>
-        </w:rPr>
-        <w:t>Lista de pontos de dor para orientar o desenho da solução.</w:t>
-      </w:r>
-    </w:p>
-    <w:p>
-      <w:pPr>
-        <w:pStyle w:val="ListBullet"/>
-        <w:rPr>
-          <w:noProof w:val="0"/>
-          <w:lang w:val="pt-PT"/>
-        </w:rPr>
-      </w:pPr>
-      <w:r>
-        <w:rPr>
-          <w:noProof w:val="0"/>
-          <w:lang w:val="pt-PT"/>
-        </w:rPr>
-        <w:t>Responsável do workflow nomeado na CJR, com canais de comunicação e espaço de documentação partilhada em uso pelas duas equipas.</w:t>
-      </w:r>
-    </w:p>
-    <w:p>
-      <w:pPr>
-        <w:pStyle w:val="ListBullet"/>
-        <w:rPr>
-          <w:noProof w:val="0"/>
-          <w:lang w:val="pt-PT"/>
-        </w:rPr>
-      </w:pPr>
-      <w:r>
-        <w:rPr>
-          <w:noProof w:val="0"/>
-          <w:lang w:val="pt-PT"/>
-        </w:rPr>
-        <w:t xml:space="preserve">Plano de implementação: proposta faseada de melhoria do procurement após o discovery, com fases, esforço e </w:t>
-      </w:r>
-      <w:commentRangeStart w:id="2109071586"/>
-      <w:r>
-        <w:rPr>
-          <w:noProof w:val="0"/>
-          <w:lang w:val="pt-PT"/>
-        </w:rPr>
-        <w:t>sequência</w:t>
-      </w:r>
-      <w:commentRangeEnd w:id="2109071586"/>
-      <w:r>
-        <w:rPr>
-          <w:rStyle w:val="CommentReference"/>
-        </w:rPr>
-        <w:commentReference w:id="2109071586"/>
-      </w:r>
-      <w:r>
-        <w:rPr>
-          <w:noProof w:val="0"/>
-          <w:lang w:val="pt-PT"/>
-        </w:rPr>
-        <w:t>.</w:t>
-      </w:r>
-    </w:p>
-    <w:p>
-      <w:pPr>
-        <w:pStyle w:val="ListBullet"/>
-        <w:rPr>
-          <w:noProof w:val="0"/>
-          <w:lang w:val="pt-PT"/>
-        </w:rPr>
-      </w:pPr>
-      <w:r>
-        <w:rPr>
-          <w:noProof w:val="0"/>
-          <w:lang w:val="pt-PT"/>
-        </w:rPr>
-        <w:t xml:space="preserve">KPIs de impacto definidos </w:t>
-      </w:r>
-      <w:commentRangeStart w:id="561486747"/>
-      <w:r>
-        <w:rPr>
-          <w:noProof w:val="0"/>
-          <w:lang w:val="pt-PT"/>
-        </w:rPr>
-        <w:t>no arranque</w:t>
-      </w:r>
-      <w:commentRangeEnd w:id="561486747"/>
-      <w:r>
-        <w:rPr>
-          <w:rStyle w:val="CommentReference"/>
-        </w:rPr>
-        <w:commentReference w:id="561486747"/>
-      </w:r>
-      <w:r>
-        <w:rPr>
-          <w:noProof w:val="0"/>
-          <w:lang w:val="pt-PT"/>
-        </w:rPr>
-        <w:t>, ligados à baseline, que no fim do piloto permitem demonstrar o impacto real do trabalho feito.</w:t>
       </w:r>
     </w:p>
     <w:p>
@@ -3120,17 +3271,28 @@
     </w:p>
     <w:p>
       <w:pPr>
-        <w:pStyle w:val="ListBullet"/>
-        <w:numPr>
-          <w:ilvl w:val="0"/>
-          <w:numId w:val="0"/>
-        </w:numPr>
-        <w:ind w:left="0"/>
+        <w:spacing w:before="240" w:beforeAutospacing="off" w:after="240" w:afterAutospacing="off"/>
+        <w:rPr>
+          <w:noProof w:val="0"/>
+          <w:lang w:val="pt-PT"/>
+        </w:rPr>
+      </w:pPr>
+      <w:r>
+        <w:rPr>
+          <w:noProof w:val="0"/>
+          <w:highlight w:val="yellow"/>
+          <w:lang w:val="pt-PT"/>
+        </w:rPr>
+        <w:t>No fim das duas semanas, a CJR recebe três entregáveis:</w:t>
+      </w:r>
+    </w:p>
+    <w:p>
+      <w:pPr>
+        <w:spacing w:before="240" w:beforeAutospacing="off" w:after="240" w:afterAutospacing="off"/>
         <w:rPr>
           <w:b w:val="1"/>
           <w:bCs w:val="1"/>
           <w:noProof w:val="0"/>
-          <w:highlight w:val="yellow"/>
           <w:lang w:val="pt-PT"/>
         </w:rPr>
       </w:pPr>
@@ -3142,76 +3304,44 @@
           <w:highlight w:val="yellow"/>
           <w:lang w:val="pt-PT"/>
         </w:rPr>
-        <w:t>SUGESTÃO DE RESULTADOS SEGUNDO COMMENT DO ANDRÉ:</w:t>
-      </w:r>
-    </w:p>
-    <w:p>
-      <w:pPr>
-        <w:spacing w:before="240" w:beforeAutospacing="off" w:after="240" w:afterAutospacing="off"/>
-        <w:rPr>
-          <w:noProof w:val="0"/>
-          <w:lang w:val="pt-PT"/>
-        </w:rPr>
-      </w:pPr>
-      <w:r>
-        <w:rPr>
-          <w:noProof w:val="0"/>
-          <w:lang w:val="pt-PT"/>
-        </w:rPr>
-        <w:t>No fim das duas semanas, a CJR recebe três entregáveis:</w:t>
-      </w:r>
-    </w:p>
-    <w:p>
-      <w:pPr>
-        <w:spacing w:before="240" w:beforeAutospacing="off" w:after="240" w:afterAutospacing="off"/>
+        <w:t xml:space="preserve">1. Documento de </w:t>
+      </w:r>
+      <w:r>
         <w:rPr>
           <w:b w:val="1"/>
           <w:bCs w:val="1"/>
           <w:noProof w:val="0"/>
-          <w:lang w:val="pt-PT"/>
-        </w:rPr>
-      </w:pPr>
+          <w:highlight w:val="yellow"/>
+          <w:lang w:val="pt-PT"/>
+        </w:rPr>
+        <w:t>findings</w:t>
+      </w:r>
       <w:r>
         <w:rPr>
           <w:b w:val="1"/>
           <w:bCs w:val="1"/>
           <w:noProof w:val="0"/>
-          <w:lang w:val="pt-PT"/>
-        </w:rPr>
-        <w:t xml:space="preserve">1. Documento de </w:t>
+          <w:highlight w:val="yellow"/>
+          <w:lang w:val="pt-PT"/>
+        </w:rPr>
+        <w:t xml:space="preserve"> - o retrato de como o </w:t>
       </w:r>
       <w:r>
         <w:rPr>
           <w:b w:val="1"/>
           <w:bCs w:val="1"/>
           <w:noProof w:val="0"/>
-          <w:lang w:val="pt-PT"/>
-        </w:rPr>
-        <w:t>findings</w:t>
+          <w:highlight w:val="yellow"/>
+          <w:lang w:val="pt-PT"/>
+        </w:rPr>
+        <w:t>procurement</w:t>
       </w:r>
       <w:r>
         <w:rPr>
           <w:b w:val="1"/>
           <w:bCs w:val="1"/>
           <w:noProof w:val="0"/>
-          <w:lang w:val="pt-PT"/>
-        </w:rPr>
-        <w:t xml:space="preserve"> - o retrato de como o </w:t>
-      </w:r>
-      <w:r>
-        <w:rPr>
-          <w:b w:val="1"/>
-          <w:bCs w:val="1"/>
-          <w:noProof w:val="0"/>
-          <w:lang w:val="pt-PT"/>
-        </w:rPr>
-        <w:t>procurement</w:t>
-      </w:r>
-      <w:r>
-        <w:rPr>
-          <w:b w:val="1"/>
-          <w:bCs w:val="1"/>
-          <w:noProof w:val="0"/>
+          <w:highlight w:val="yellow"/>
           <w:lang w:val="pt-PT"/>
         </w:rPr>
         <w:t xml:space="preserve"> funciona hoje:</w:t>
@@ -3340,7 +3470,22 @@
           <w:noProof w:val="0"/>
           <w:lang w:val="pt-PT"/>
         </w:rPr>
-        <w:t>Lista de pontos de dor, priorizada, para orientar o desenho da solução;</w:t>
+        <w:t xml:space="preserve">Lista de </w:t>
+      </w:r>
+      <w:r>
+        <w:rPr>
+          <w:noProof w:val="0"/>
+          <w:highlight w:val="yellow"/>
+          <w:lang w:val="pt-PT"/>
+        </w:rPr>
+        <w:t>pontos de dor</w:t>
+      </w:r>
+      <w:r>
+        <w:rPr>
+          <w:noProof w:val="0"/>
+          <w:lang w:val="pt-PT"/>
+        </w:rPr>
+        <w:t>, priorizada, para orientar o desenho da solução;</w:t>
       </w:r>
       <w:r>
         <w:rPr>
@@ -3391,21 +3536,33 @@
           <w:noProof w:val="0"/>
           <w:lang w:val="pt-PT"/>
         </w:rPr>
-        <w:t>Baseline</w:t>
-      </w:r>
-      <w:r>
-        <w:rPr>
-          <w:noProof w:val="0"/>
-          <w:lang w:val="pt-PT"/>
-        </w:rPr>
-        <w:t xml:space="preserve"> quantificada</w:t>
-      </w:r>
-      <w:r>
-        <w:rPr>
-          <w:noProof w:val="0"/>
-          <w:lang w:val="pt-PT"/>
-        </w:rPr>
-        <w:t xml:space="preserve"> que define o sucesso do piloto;</w:t>
+      </w:r>
+      <w:r>
+        <w:rPr>
+          <w:noProof w:val="0"/>
+          <w:highlight w:val="yellow"/>
+          <w:lang w:val="pt-PT"/>
+        </w:rPr>
+        <w:t>Ponto de partida</w:t>
+      </w:r>
+      <w:r>
+        <w:rPr>
+          <w:noProof w:val="0"/>
+          <w:lang w:val="pt-PT"/>
+        </w:rPr>
+        <w:t xml:space="preserve"> quantificado que define o sucesso do piloto;</w:t>
+      </w:r>
+      <w:r>
+        <w:rPr>
+          <w:noProof w:val="0"/>
+          <w:lang w:val="pt-PT"/>
+        </w:rPr>
+      </w:r>
+      <w:r>
+        <w:rPr>
+          <w:noProof w:val="0"/>
+          <w:lang w:val="pt-PT"/>
+        </w:rPr>
       </w:r>
     </w:p>
     <w:p>
@@ -3423,6 +3580,7 @@
           <w:b w:val="1"/>
           <w:bCs w:val="1"/>
           <w:noProof w:val="0"/>
+          <w:highlight w:val="yellow"/>
           <w:lang w:val="pt-PT"/>
         </w:rPr>
         <w:t>2. Documento do piloto - o que vamos construir e como:</w:t>
@@ -3453,7 +3611,7 @@
           <w:noProof w:val="0"/>
           <w:lang w:val="pt-PT"/>
         </w:rPr>
-        <w:t xml:space="preserve"> para ja; </w:t>
+        <w:t xml:space="preserve"> para já; </w:t>
       </w:r>
     </w:p>
     <w:p>
@@ -3516,35 +3674,46 @@
           <w:noProof w:val="0"/>
           <w:lang w:val="pt-PT"/>
         </w:rPr>
-        <w:t>KPIs</w:t>
-      </w:r>
-      <w:r>
-        <w:rPr>
-          <w:noProof w:val="0"/>
-          <w:lang w:val="pt-PT"/>
-        </w:rPr>
-        <w:t xml:space="preserve"> de impacto definidos e ligados à </w:t>
-      </w:r>
-      <w:r>
-        <w:rPr>
-          <w:noProof w:val="0"/>
-          <w:lang w:val="pt-PT"/>
-        </w:rPr>
-        <w:t>baseline</w:t>
-      </w:r>
-      <w:r>
-        <w:rPr>
-          <w:noProof w:val="0"/>
-          <w:lang w:val="pt-PT"/>
-        </w:rPr>
-        <w:t>, com critérios de sucesso: são estes indicadores que, no fim do piloto, permitem demonstrar o impacto real do trabalho</w:t>
-      </w:r>
-      <w:r>
-        <w:rPr>
-          <w:noProof w:val="0"/>
-          <w:lang w:val="pt-PT"/>
-        </w:rPr>
-        <w:t xml:space="preserve"> feito;</w:t>
+        <w:t xml:space="preserve">KPIs de impacto definidos e ligados ao </w:t>
+      </w:r>
+      <w:r>
+        <w:rPr>
+          <w:noProof w:val="0"/>
+          <w:highlight w:val="yellow"/>
+          <w:lang w:val="pt-PT"/>
+        </w:rPr>
+        <w:t>ponto de partida</w:t>
+      </w:r>
+      <w:r>
+        <w:rPr>
+          <w:noProof w:val="0"/>
+          <w:lang w:val="pt-PT"/>
+        </w:rPr>
+        <w:t>, com critérios de sucesso: são estes indicadores que, no fim do piloto, permitem demonstrar o impacto real do trabalho feito;</w:t>
+      </w:r>
+      <w:r>
+        <w:rPr>
+          <w:noProof w:val="0"/>
+          <w:lang w:val="pt-PT"/>
+        </w:rPr>
+      </w:r>
+      <w:r>
+        <w:rPr>
+          <w:noProof w:val="0"/>
+          <w:lang w:val="pt-PT"/>
+        </w:rPr>
+      </w:r>
+      <w:r>
+        <w:rPr>
+          <w:noProof w:val="0"/>
+          <w:lang w:val="pt-PT"/>
+        </w:rPr>
+      </w:r>
+      <w:r>
+        <w:rPr>
+          <w:noProof w:val="0"/>
+          <w:lang w:val="pt-PT"/>
+        </w:rPr>
       </w:r>
     </w:p>
     <w:p>
@@ -3562,6 +3731,7 @@
           <w:b w:val="1"/>
           <w:bCs w:val="1"/>
           <w:noProof w:val="0"/>
+          <w:highlight w:val="yellow"/>
           <w:lang w:val="pt-PT"/>
         </w:rPr>
         <w:t>3. Modelo de trabalho conjunto - como as duas equipas trabalham a partir daqui:</w:t>
@@ -3594,28 +3764,39 @@
           <w:noProof w:val="0"/>
           <w:lang w:val="pt-PT"/>
         </w:rPr>
-        <w:t xml:space="preserve">Responsável do </w:t>
-      </w:r>
-      <w:r>
-        <w:rPr>
-          <w:noProof w:val="0"/>
-          <w:lang w:val="pt-PT"/>
-        </w:rPr>
-        <w:t>workflow</w:t>
-      </w:r>
-      <w:r>
-        <w:rPr>
-          <w:noProof w:val="0"/>
-          <w:lang w:val="pt-PT"/>
-        </w:rPr>
-        <w:t xml:space="preserve"> nomeado na CJR</w:t>
-      </w:r>
-      <w:r>
-        <w:rPr>
-          <w:noProof w:val="0"/>
-          <w:lang w:val="pt-PT"/>
-        </w:rPr>
-        <w:t>;</w:t>
+      </w:r>
+      <w:r>
+        <w:rPr>
+          <w:noProof w:val="0"/>
+          <w:highlight w:val="yellow"/>
+          <w:lang w:val="pt-PT"/>
+        </w:rPr>
+        <w:t>Responsável do departamento</w:t>
+      </w:r>
+      <w:r>
+        <w:rPr>
+          <w:noProof w:val="0"/>
+          <w:lang w:val="pt-PT"/>
+        </w:rPr>
+        <w:t xml:space="preserve"> de Procurement nomeado na CJR;</w:t>
+      </w:r>
+      <w:r>
+        <w:rPr>
+          <w:noProof w:val="0"/>
+          <w:lang w:val="pt-PT"/>
+        </w:rPr>
+      </w:r>
+      <w:r>
+        <w:rPr>
+          <w:noProof w:val="0"/>
+          <w:lang w:val="pt-PT"/>
+        </w:rPr>
+      </w:r>
+      <w:r>
+        <w:rPr>
+          <w:noProof w:val="0"/>
+          <w:lang w:val="pt-PT"/>
+        </w:rPr>
       </w:r>
     </w:p>
     <w:p>
